--- a/Documents/LiC.Policy.Sexual Misconduct.2021.docx
+++ b/Documents/LiC.Policy.Sexual Misconduct.2021.docx
@@ -1,6 +1,6 @@
 
 <file path=word/document.xml><?xml version="1.0" encoding="utf-8"?>
-<w:document xmlns:wpc="http://schemas.microsoft.com/office/word/2010/wordprocessingCanvas" xmlns:cx="http://schemas.microsoft.com/office/drawing/2014/chartex" xmlns:cx1="http://schemas.microsoft.com/office/drawing/2015/9/8/chartex" xmlns:cx2="http://schemas.microsoft.com/office/drawing/2015/10/21/chartex" xmlns:cx3="http://schemas.microsoft.com/office/drawing/2016/5/9/chartex" xmlns:cx4="http://schemas.microsoft.com/office/drawing/2016/5/10/chartex" xmlns:cx5="http://schemas.microsoft.com/office/drawing/2016/5/11/chartex" xmlns:cx6="http://schemas.microsoft.com/office/drawing/2016/5/12/chartex" xmlns:cx7="http://schemas.microsoft.com/office/drawing/2016/5/13/chartex" xmlns:cx8="http://schemas.microsoft.com/office/drawing/2016/5/14/chartex" xmlns:mc="http://schemas.openxmlformats.org/markup-compatibility/2006" xmlns:aink="http://schemas.microsoft.com/office/drawing/2016/ink" xmlns:am3d="http://schemas.microsoft.com/office/drawing/2017/model3d" xmlns:o="urn:schemas-microsoft-com:office:office" xmlns:oel="http://schemas.microsoft.com/office/2019/extlst" xmlns:r="http://schemas.openxmlformats.org/officeDocument/2006/relationships" xmlns:m="http://schemas.openxmlformats.org/officeDocument/2006/math" xmlns:v="urn:schemas-microsoft-com:vml" xmlns:wp14="http://schemas.microsoft.com/office/word/2010/wordprocessingDrawing" xmlns:wp="http://schemas.openxmlformats.org/drawingml/2006/wordprocessingDrawing" xmlns:w10="urn:schemas-microsoft-com:office:word" xmlns:w="http://schemas.openxmlformats.org/wordprocessingml/2006/main" xmlns:w14="http://schemas.microsoft.com/office/word/2010/wordml" xmlns:w15="http://schemas.microsoft.com/office/word/2012/wordml" xmlns:w16cex="http://schemas.microsoft.com/office/word/2018/wordml/cex" xmlns:w16cid="http://schemas.microsoft.com/office/word/2016/wordml/cid" xmlns:w16="http://schemas.microsoft.com/office/word/2018/wordml" xmlns:w16sdtdh="http://schemas.microsoft.com/office/word/2020/wordml/sdtdatahash" xmlns:w16se="http://schemas.microsoft.com/office/word/2015/wordml/symex" xmlns:wpg="http://schemas.microsoft.com/office/word/2010/wordprocessingGroup" xmlns:wpi="http://schemas.microsoft.com/office/word/2010/wordprocessingInk" xmlns:wne="http://schemas.microsoft.com/office/word/2006/wordml" xmlns:wps="http://schemas.microsoft.com/office/word/2010/wordprocessingShape" mc:Ignorable="w14 w15 w16se w16cid w16 w16cex w16sdtdh wp14">
+<w:document xmlns:wpc="http://schemas.microsoft.com/office/word/2010/wordprocessingCanvas" xmlns:cx="http://schemas.microsoft.com/office/drawing/2014/chartex" xmlns:cx1="http://schemas.microsoft.com/office/drawing/2015/9/8/chartex" xmlns:cx2="http://schemas.microsoft.com/office/drawing/2015/10/21/chartex" xmlns:cx3="http://schemas.microsoft.com/office/drawing/2016/5/9/chartex" xmlns:cx4="http://schemas.microsoft.com/office/drawing/2016/5/10/chartex" xmlns:cx5="http://schemas.microsoft.com/office/drawing/2016/5/11/chartex" xmlns:cx6="http://schemas.microsoft.com/office/drawing/2016/5/12/chartex" xmlns:cx7="http://schemas.microsoft.com/office/drawing/2016/5/13/chartex" xmlns:cx8="http://schemas.microsoft.com/office/drawing/2016/5/14/chartex" xmlns:mc="http://schemas.openxmlformats.org/markup-compatibility/2006" xmlns:aink="http://schemas.microsoft.com/office/drawing/2016/ink" xmlns:am3d="http://schemas.microsoft.com/office/drawing/2017/model3d" xmlns:o="urn:schemas-microsoft-com:office:office" xmlns:oel="http://schemas.microsoft.com/office/2019/extlst" xmlns:r="http://schemas.openxmlformats.org/officeDocument/2006/relationships" xmlns:m="http://schemas.openxmlformats.org/officeDocument/2006/math" xmlns:v="urn:schemas-microsoft-com:vml" xmlns:wp14="http://schemas.microsoft.com/office/word/2010/wordprocessingDrawing" xmlns:wp="http://schemas.openxmlformats.org/drawingml/2006/wordprocessingDrawing" xmlns:w10="urn:schemas-microsoft-com:office:word" xmlns:w="http://schemas.openxmlformats.org/wordprocessingml/2006/main" xmlns:w14="http://schemas.microsoft.com/office/word/2010/wordml" xmlns:w15="http://schemas.microsoft.com/office/word/2012/wordml" xmlns:w16cex="http://schemas.microsoft.com/office/word/2018/wordml/cex" xmlns:w16cid="http://schemas.microsoft.com/office/word/2016/wordml/cid" xmlns:w16="http://schemas.microsoft.com/office/word/2018/wordml" xmlns:w16du="http://schemas.microsoft.com/office/word/2023/wordml/word16du" xmlns:w16sdtdh="http://schemas.microsoft.com/office/word/2020/wordml/sdtdatahash" xmlns:w16se="http://schemas.microsoft.com/office/word/2015/wordml/symex" xmlns:wpg="http://schemas.microsoft.com/office/word/2010/wordprocessingGroup" xmlns:wpi="http://schemas.microsoft.com/office/word/2010/wordprocessingInk" xmlns:wne="http://schemas.microsoft.com/office/word/2006/wordml" xmlns:wps="http://schemas.microsoft.com/office/word/2010/wordprocessingShape" mc:Ignorable="w14 w15 w16se w16cid w16 w16cex w16sdtdh wp14">
   <w:body>
     <w:p>
       <w:pPr>
@@ -379,79 +379,130 @@
         <w:rPr>
           <w:rFonts w:ascii="Times New Roman" w:hAnsi="Times New Roman" w:cs="Times New Roman"/>
         </w:rPr>
-        <w:t xml:space="preserve">s </w:t>
+        <w:t>s employment;</w:t>
+      </w:r>
+    </w:p>
+    <w:p>
+      <w:pPr>
+        <w:ind w:left="720" w:right="720"/>
+        <w:rPr>
+          <w:rFonts w:ascii="Times New Roman" w:hAnsi="Times New Roman" w:cs="Times New Roman"/>
+        </w:rPr>
+      </w:pPr>
+      <w:r>
+        <w:rPr>
+          <w:rFonts w:ascii="Times New Roman" w:hAnsi="Times New Roman" w:cs="Times New Roman"/>
+        </w:rPr>
+        <w:t xml:space="preserve">• </w:t>
+      </w:r>
+      <w:r>
+        <w:rPr>
+          <w:rFonts w:ascii="Times New Roman" w:hAnsi="Times New Roman" w:cs="Times New Roman"/>
+        </w:rPr>
+        <w:t>S</w:t>
+      </w:r>
+      <w:r>
+        <w:rPr>
+          <w:rFonts w:ascii="Times New Roman" w:hAnsi="Times New Roman" w:cs="Times New Roman"/>
+        </w:rPr>
+        <w:t>ubmission to or rejection of the conduct is used as the basis for an employment decision affecting the harassed employee; or</w:t>
+      </w:r>
+    </w:p>
+    <w:p>
+      <w:pPr>
+        <w:ind w:left="720" w:right="720"/>
+        <w:rPr>
+          <w:rFonts w:ascii="Times New Roman" w:hAnsi="Times New Roman" w:cs="Times New Roman"/>
+        </w:rPr>
+      </w:pPr>
+      <w:r>
+        <w:rPr>
+          <w:rFonts w:ascii="Times New Roman" w:hAnsi="Times New Roman" w:cs="Times New Roman"/>
+        </w:rPr>
+        <w:t xml:space="preserve">• </w:t>
+      </w:r>
+      <w:r>
+        <w:rPr>
+          <w:rFonts w:ascii="Times New Roman" w:hAnsi="Times New Roman" w:cs="Times New Roman"/>
+        </w:rPr>
+        <w:t>T</w:t>
+      </w:r>
+      <w:r>
+        <w:rPr>
+          <w:rFonts w:ascii="Times New Roman" w:hAnsi="Times New Roman" w:cs="Times New Roman"/>
+        </w:rPr>
+        <w:t>he harassment has the purpose or effect of unreasonably interfering with an employee</w:t>
+      </w:r>
+      <w:r>
+        <w:rPr>
+          <w:rFonts w:ascii="Times New Roman" w:hAnsi="Times New Roman" w:cs="Times New Roman"/>
+        </w:rPr>
+        <w:t>’</w:t>
+      </w:r>
+      <w:r>
+        <w:rPr>
+          <w:rFonts w:ascii="Times New Roman" w:hAnsi="Times New Roman" w:cs="Times New Roman"/>
+        </w:rPr>
+        <w:t>s work performance or creates an intimidating, hostile or offensive work environment.</w:t>
+      </w:r>
+    </w:p>
+    <w:p>
+      <w:pPr>
+        <w:pStyle w:val="Subheads"/>
+        <w:rPr>
+          <w:color w:val="4F81BD" w:themeColor="accent1"/>
+        </w:rPr>
+      </w:pPr>
+      <w:r>
+        <w:rPr>
+          <w:color w:val="4F81BD" w:themeColor="accent1"/>
+        </w:rPr>
+        <w:t>Scope:</w:t>
+      </w:r>
+    </w:p>
+    <w:p>
+      <w:pPr>
+        <w:rPr>
+          <w:rFonts w:ascii="Times New Roman" w:hAnsi="Times New Roman" w:cs="Times New Roman"/>
+        </w:rPr>
+      </w:pPr>
+      <w:r>
+        <w:rPr>
+          <w:rFonts w:ascii="Times New Roman" w:hAnsi="Times New Roman" w:cs="Times New Roman"/>
+        </w:rPr>
+        <w:t xml:space="preserve">This policy applies to all church employees, volunteers, members, </w:t>
       </w:r>
       <w:proofErr w:type="gramStart"/>
       <w:r>
         <w:rPr>
           <w:rFonts w:ascii="Times New Roman" w:hAnsi="Times New Roman" w:cs="Times New Roman"/>
         </w:rPr>
-        <w:t>employment;</w:t>
+        <w:t>guests</w:t>
       </w:r>
       <w:proofErr w:type="gramEnd"/>
-    </w:p>
-    <w:p>
-      <w:pPr>
-        <w:ind w:left="720" w:right="720"/>
-        <w:rPr>
-          <w:rFonts w:ascii="Times New Roman" w:hAnsi="Times New Roman" w:cs="Times New Roman"/>
-        </w:rPr>
-      </w:pPr>
-      <w:r>
-        <w:rPr>
-          <w:rFonts w:ascii="Times New Roman" w:hAnsi="Times New Roman" w:cs="Times New Roman"/>
-        </w:rPr>
-        <w:t xml:space="preserve">• </w:t>
-      </w:r>
-      <w:r>
-        <w:rPr>
-          <w:rFonts w:ascii="Times New Roman" w:hAnsi="Times New Roman" w:cs="Times New Roman"/>
-        </w:rPr>
-        <w:t>S</w:t>
-      </w:r>
-      <w:r>
-        <w:rPr>
-          <w:rFonts w:ascii="Times New Roman" w:hAnsi="Times New Roman" w:cs="Times New Roman"/>
-        </w:rPr>
-        <w:t>ubmission to or rejection of the conduct is used as the basis for an employment decision affecting the harassed employee; or</w:t>
-      </w:r>
-    </w:p>
-    <w:p>
-      <w:pPr>
-        <w:ind w:left="720" w:right="720"/>
-        <w:rPr>
-          <w:rFonts w:ascii="Times New Roman" w:hAnsi="Times New Roman" w:cs="Times New Roman"/>
-        </w:rPr>
-      </w:pPr>
-      <w:r>
-        <w:rPr>
-          <w:rFonts w:ascii="Times New Roman" w:hAnsi="Times New Roman" w:cs="Times New Roman"/>
-        </w:rPr>
-        <w:t xml:space="preserve">• </w:t>
-      </w:r>
-      <w:r>
-        <w:rPr>
-          <w:rFonts w:ascii="Times New Roman" w:hAnsi="Times New Roman" w:cs="Times New Roman"/>
-        </w:rPr>
-        <w:t>T</w:t>
-      </w:r>
-      <w:r>
-        <w:rPr>
-          <w:rFonts w:ascii="Times New Roman" w:hAnsi="Times New Roman" w:cs="Times New Roman"/>
-        </w:rPr>
-        <w:t>he harassment has the purpose or effect of unreasonably interfering with an employee</w:t>
-      </w:r>
-      <w:r>
-        <w:rPr>
-          <w:rFonts w:ascii="Times New Roman" w:hAnsi="Times New Roman" w:cs="Times New Roman"/>
-        </w:rPr>
-        <w:t>’</w:t>
-      </w:r>
-      <w:r>
-        <w:rPr>
-          <w:rFonts w:ascii="Times New Roman" w:hAnsi="Times New Roman" w:cs="Times New Roman"/>
-        </w:rPr>
-        <w:t>s work performance or creates an intimidating, hostile or offensive work environment.</w:t>
+      <w:r>
+        <w:rPr>
+          <w:rFonts w:ascii="Times New Roman" w:hAnsi="Times New Roman" w:cs="Times New Roman"/>
+        </w:rPr>
+        <w:t xml:space="preserve"> and visitors. It</w:t>
+      </w:r>
+      <w:r>
+        <w:rPr>
+          <w:rFonts w:ascii="Times New Roman" w:hAnsi="Times New Roman" w:cs="Times New Roman"/>
+        </w:rPr>
+        <w:t xml:space="preserve"> </w:t>
+      </w:r>
+      <w:r>
+        <w:rPr>
+          <w:rFonts w:ascii="Times New Roman" w:hAnsi="Times New Roman" w:cs="Times New Roman"/>
+        </w:rPr>
+        <w:t>applies to activities both on and off the church campus when in the context of any church program or church activity</w:t>
+      </w:r>
+      <w:r>
+        <w:rPr>
+          <w:rFonts w:ascii="Times New Roman" w:hAnsi="Times New Roman" w:cs="Times New Roman"/>
+        </w:rPr>
+        <w:t>.</w:t>
       </w:r>
     </w:p>
     <w:p>
@@ -465,34 +516,32 @@
         <w:rPr>
           <w:color w:val="4F81BD" w:themeColor="accent1"/>
         </w:rPr>
-        <w:t>Scope:</w:t>
-      </w:r>
-    </w:p>
-    <w:p>
-      <w:pPr>
-        <w:rPr>
-          <w:rFonts w:ascii="Times New Roman" w:hAnsi="Times New Roman" w:cs="Times New Roman"/>
-        </w:rPr>
-      </w:pPr>
-      <w:r>
-        <w:rPr>
-          <w:rFonts w:ascii="Times New Roman" w:hAnsi="Times New Roman" w:cs="Times New Roman"/>
-        </w:rPr>
-        <w:t xml:space="preserve">This policy applies to all church employees, volunteers, members, </w:t>
-      </w:r>
-      <w:proofErr w:type="gramStart"/>
-      <w:r>
-        <w:rPr>
-          <w:rFonts w:ascii="Times New Roman" w:hAnsi="Times New Roman" w:cs="Times New Roman"/>
-        </w:rPr>
-        <w:t>guests</w:t>
-      </w:r>
-      <w:proofErr w:type="gramEnd"/>
-      <w:r>
-        <w:rPr>
-          <w:rFonts w:ascii="Times New Roman" w:hAnsi="Times New Roman" w:cs="Times New Roman"/>
-        </w:rPr>
-        <w:t xml:space="preserve"> and visitors. It</w:t>
+        <w:t>Purpose</w:t>
+      </w:r>
+      <w:r>
+        <w:rPr>
+          <w:color w:val="4F81BD" w:themeColor="accent1"/>
+        </w:rPr>
+        <w:t>:</w:t>
+      </w:r>
+    </w:p>
+    <w:p>
+      <w:pPr>
+        <w:rPr>
+          <w:rFonts w:ascii="Times New Roman" w:hAnsi="Times New Roman" w:cs="Times New Roman"/>
+        </w:rPr>
+      </w:pPr>
+      <w:r>
+        <w:rPr>
+          <w:rFonts w:ascii="Times New Roman" w:hAnsi="Times New Roman" w:cs="Times New Roman"/>
+        </w:rPr>
+        <w:t>This policy exists for the protection and well-being of all m</w:t>
+      </w:r>
+      <w:r>
+        <w:rPr>
+          <w:rFonts w:ascii="Times New Roman" w:hAnsi="Times New Roman" w:cs="Times New Roman"/>
+        </w:rPr>
+        <w:t>embers of the church community.</w:t>
       </w:r>
       <w:r>
         <w:rPr>
@@ -504,13 +553,32 @@
         <w:rPr>
           <w:rFonts w:ascii="Times New Roman" w:hAnsi="Times New Roman" w:cs="Times New Roman"/>
         </w:rPr>
-        <w:t>applies to activities both on and off the church campus when in the context of any church program or church activity</w:t>
-      </w:r>
-      <w:r>
-        <w:rPr>
-          <w:rFonts w:ascii="Times New Roman" w:hAnsi="Times New Roman" w:cs="Times New Roman"/>
-        </w:rPr>
-        <w:t>.</w:t>
+        <w:t xml:space="preserve">It is also to protect the church from negative consequences of well-meaning people who might try to protect the church’s reputation by covering up allegations rather than pursuing them. Additionally, it is necessary to protect people from </w:t>
+      </w:r>
+      <w:r>
+        <w:rPr>
+          <w:rFonts w:ascii="Times New Roman" w:hAnsi="Times New Roman" w:cs="Times New Roman"/>
+        </w:rPr>
+        <w:t>prohibit</w:t>
+      </w:r>
+      <w:r>
+        <w:rPr>
+          <w:rFonts w:ascii="Times New Roman" w:hAnsi="Times New Roman" w:cs="Times New Roman"/>
+        </w:rPr>
+        <w:t>ed forms of</w:t>
+      </w:r>
+      <w:r>
+        <w:rPr>
+          <w:rFonts w:ascii="Times New Roman" w:hAnsi="Times New Roman" w:cs="Times New Roman"/>
+        </w:rPr>
+        <w:t xml:space="preserve"> discrimination.</w:t>
+      </w:r>
+      <w:r>
+        <w:rPr>
+          <w:rStyle w:val="FootnoteReference"/>
+          <w:rFonts w:ascii="Times New Roman" w:hAnsi="Times New Roman" w:cs="Times New Roman"/>
+        </w:rPr>
+        <w:footnoteReference w:id="2"/>
       </w:r>
     </w:p>
     <w:p>
@@ -520,86 +588,19 @@
           <w:color w:val="4F81BD" w:themeColor="accent1"/>
         </w:rPr>
       </w:pPr>
-      <w:r>
+    </w:p>
+    <w:p>
+      <w:pPr>
+        <w:pStyle w:val="Subheads"/>
         <w:rPr>
           <w:color w:val="4F81BD" w:themeColor="accent1"/>
         </w:rPr>
-        <w:t>Purpose</w:t>
-      </w:r>
+      </w:pPr>
       <w:r>
         <w:rPr>
           <w:color w:val="4F81BD" w:themeColor="accent1"/>
         </w:rPr>
-        <w:t>:</w:t>
-      </w:r>
-    </w:p>
-    <w:p>
-      <w:pPr>
-        <w:rPr>
-          <w:rFonts w:ascii="Times New Roman" w:hAnsi="Times New Roman" w:cs="Times New Roman"/>
-        </w:rPr>
-      </w:pPr>
-      <w:r>
-        <w:rPr>
-          <w:rFonts w:ascii="Times New Roman" w:hAnsi="Times New Roman" w:cs="Times New Roman"/>
-        </w:rPr>
-        <w:t>This policy exists for the protection and well-being of all m</w:t>
-      </w:r>
-      <w:r>
-        <w:rPr>
-          <w:rFonts w:ascii="Times New Roman" w:hAnsi="Times New Roman" w:cs="Times New Roman"/>
-        </w:rPr>
-        <w:t>embers of the church community.</w:t>
-      </w:r>
-      <w:r>
-        <w:rPr>
-          <w:rFonts w:ascii="Times New Roman" w:hAnsi="Times New Roman" w:cs="Times New Roman"/>
-        </w:rPr>
-        <w:t xml:space="preserve"> </w:t>
-      </w:r>
-      <w:r>
-        <w:rPr>
-          <w:rFonts w:ascii="Times New Roman" w:hAnsi="Times New Roman" w:cs="Times New Roman"/>
-        </w:rPr>
-        <w:t xml:space="preserve">It is also to protect the church from negative consequences of well-meaning people who might try to protect the church’s reputation by covering up allegations rather than pursuing them. Additionally, it is necessary to protect people from </w:t>
-      </w:r>
-      <w:r>
-        <w:rPr>
-          <w:rFonts w:ascii="Times New Roman" w:hAnsi="Times New Roman" w:cs="Times New Roman"/>
-        </w:rPr>
-        <w:t>prohibit</w:t>
-      </w:r>
-      <w:r>
-        <w:rPr>
-          <w:rFonts w:ascii="Times New Roman" w:hAnsi="Times New Roman" w:cs="Times New Roman"/>
-        </w:rPr>
-        <w:t>ed forms of</w:t>
-      </w:r>
-      <w:r>
-        <w:rPr>
-          <w:rFonts w:ascii="Times New Roman" w:hAnsi="Times New Roman" w:cs="Times New Roman"/>
-        </w:rPr>
-        <w:t xml:space="preserve"> discrimination.</w:t>
-      </w:r>
-      <w:r>
-        <w:rPr>
-          <w:rStyle w:val="FootnoteReference"/>
-          <w:rFonts w:ascii="Times New Roman" w:hAnsi="Times New Roman" w:cs="Times New Roman"/>
-        </w:rPr>
-        <w:footnoteReference w:id="2"/>
-      </w:r>
-    </w:p>
-    <w:p>
-      <w:pPr>
-        <w:pStyle w:val="Subheads"/>
-        <w:rPr>
-          <w:color w:val="4F81BD" w:themeColor="accent1"/>
-        </w:rPr>
-      </w:pPr>
-      <w:r>
-        <w:rPr>
-          <w:color w:val="4F81BD" w:themeColor="accent1"/>
-        </w:rPr>
+        <w:lastRenderedPageBreak/>
         <w:t>Pastoral Care</w:t>
       </w:r>
     </w:p>
@@ -608,7 +609,6 @@
         <w:rPr>
           <w:rFonts w:ascii="Times New Roman" w:hAnsi="Times New Roman" w:cs="Times New Roman"/>
         </w:rPr>
-        <w:lastRenderedPageBreak/>
         <w:t>In the interest of providing pastoral care to all people impacted by the serious nature of any sexual misconduct allegations, pastoral care/counseling should be made available to both the victim and his/her family and to the accused and his/her family. For practical reasons, these people on opposite sides of the allegation should have different care providers offered to them or arranged by the church. The church may need to contact another congregation in the area to assist in providing the care required</w:t>
       </w:r>
       <w:r>
@@ -875,18 +875,8 @@
           <w:sz w:val="20"/>
           <w:szCs w:val="20"/>
         </w:rPr>
-        <w:t xml:space="preserve">The allegation was made against a staff </w:t>
-      </w:r>
-      <w:proofErr w:type="gramStart"/>
-      <w:r>
-        <w:rPr>
-          <w:rFonts w:ascii="Times New Roman" w:hAnsi="Times New Roman" w:cs="Times New Roman"/>
-          <w:sz w:val="20"/>
-          <w:szCs w:val="20"/>
-        </w:rPr>
-        <w:t>member;</w:t>
-      </w:r>
-      <w:proofErr w:type="gramEnd"/>
+        <w:t>The allegation was made against a staff member;</w:t>
+      </w:r>
     </w:p>
     <w:p>
       <w:pPr>
@@ -908,18 +898,8 @@
           <w:sz w:val="20"/>
           <w:szCs w:val="20"/>
         </w:rPr>
-        <w:t xml:space="preserve">The alleged offender is likely to commit acts of violence in the </w:t>
-      </w:r>
-      <w:proofErr w:type="gramStart"/>
-      <w:r>
-        <w:rPr>
-          <w:rFonts w:ascii="Times New Roman" w:hAnsi="Times New Roman" w:cs="Times New Roman"/>
-          <w:sz w:val="20"/>
-          <w:szCs w:val="20"/>
-        </w:rPr>
-        <w:t>future;</w:t>
-      </w:r>
-      <w:proofErr w:type="gramEnd"/>
+        <w:t>The alleged offender is likely to commit acts of violence in the future;</w:t>
+      </w:r>
     </w:p>
     <w:p>
       <w:pPr>
@@ -1166,7 +1146,7 @@
                         <a:effectLst/>
                         <a:extLst>
                           <a:ext uri="{C572A759-6A51-4108-AA02-DFA0A04FC94B}">
-                            <ma14:wrappingTextBoxFlag xmlns:o="urn:schemas-microsoft-com:office:office" xmlns:v="urn:schemas-microsoft-com:vml" xmlns:w10="urn:schemas-microsoft-com:office:word" xmlns:w="http://schemas.openxmlformats.org/wordprocessingml/2006/main" xmlns:ma14="http://schemas.microsoft.com/office/mac/drawingml/2011/main" xmlns=""/>
+                            <ma14:wrappingTextBoxFlag xmlns="" xmlns:ma14="http://schemas.microsoft.com/office/mac/drawingml/2011/main" xmlns:w="http://schemas.openxmlformats.org/wordprocessingml/2006/main" xmlns:w10="urn:schemas-microsoft-com:office:word" xmlns:v="urn:schemas-microsoft-com:vml" xmlns:o="urn:schemas-microsoft-com:office:office"/>
                           </a:ext>
                         </a:extLst>
                       </wps:spPr>
@@ -1363,75 +1343,11 @@
           </mc:Fallback>
         </mc:AlternateContent>
       </w:r>
-      <w:r>
-        <w:rPr>
-          <w:noProof/>
-        </w:rPr>
-        <w:drawing>
-          <wp:anchor distT="0" distB="0" distL="0" distR="0" simplePos="0" relativeHeight="251665408" behindDoc="0" locked="0" layoutInCell="1" allowOverlap="1" wp14:anchorId="48563242" wp14:editId="2DD2F90D">
-            <wp:simplePos x="0" y="0"/>
-            <wp:positionH relativeFrom="margin">
-              <wp:align>center</wp:align>
-            </wp:positionH>
-            <wp:positionV relativeFrom="margin">
-              <wp:align>bottom</wp:align>
-            </wp:positionV>
-            <wp:extent cx="2395728" cy="2395728"/>
-            <wp:effectExtent l="0" t="0" r="5080" b="5080"/>
-            <wp:wrapSquare wrapText="bothSides"/>
-            <wp:docPr id="5" name="Picture 5" descr="Logo&#10;&#10;Description automatically generated with low confidence"/>
-            <wp:cNvGraphicFramePr>
-              <a:graphicFrameLocks xmlns:a="http://schemas.openxmlformats.org/drawingml/2006/main" noChangeAspect="1"/>
-            </wp:cNvGraphicFramePr>
-            <a:graphic xmlns:a="http://schemas.openxmlformats.org/drawingml/2006/main">
-              <a:graphicData uri="http://schemas.openxmlformats.org/drawingml/2006/picture">
-                <pic:pic xmlns:pic="http://schemas.openxmlformats.org/drawingml/2006/picture">
-                  <pic:nvPicPr>
-                    <pic:cNvPr id="5" name="Picture 5" descr="Logo&#10;&#10;Description automatically generated with low confidence"/>
-                    <pic:cNvPicPr>
-                      <a:picLocks noChangeAspect="1" noChangeArrowheads="1"/>
-                    </pic:cNvPicPr>
-                  </pic:nvPicPr>
-                  <pic:blipFill>
-                    <a:blip r:embed="rId10">
-                      <a:extLst>
-                        <a:ext uri="{28A0092B-C50C-407E-A947-70E740481C1C}">
-                          <a14:useLocalDpi xmlns:a14="http://schemas.microsoft.com/office/drawing/2010/main" val="0"/>
-                        </a:ext>
-                      </a:extLst>
-                    </a:blip>
-                    <a:srcRect/>
-                    <a:stretch>
-                      <a:fillRect/>
-                    </a:stretch>
-                  </pic:blipFill>
-                  <pic:spPr bwMode="auto">
-                    <a:xfrm>
-                      <a:off x="0" y="0"/>
-                      <a:ext cx="2395728" cy="2395728"/>
-                    </a:xfrm>
-                    <a:prstGeom prst="rect">
-                      <a:avLst/>
-                    </a:prstGeom>
-                    <a:noFill/>
-                  </pic:spPr>
-                </pic:pic>
-              </a:graphicData>
-            </a:graphic>
-            <wp14:sizeRelH relativeFrom="margin">
-              <wp14:pctWidth>0</wp14:pctWidth>
-            </wp14:sizeRelH>
-            <wp14:sizeRelV relativeFrom="margin">
-              <wp14:pctHeight>0</wp14:pctHeight>
-            </wp14:sizeRelV>
-          </wp:anchor>
-        </w:drawing>
-      </w:r>
     </w:p>
     <w:sectPr>
-      <w:headerReference w:type="default" r:id="rId11"/>
-      <w:footerReference w:type="even" r:id="rId12"/>
-      <w:footerReference w:type="default" r:id="rId13"/>
+      <w:headerReference w:type="default" r:id="rId10"/>
+      <w:footerReference w:type="even" r:id="rId11"/>
+      <w:footerReference w:type="default" r:id="rId12"/>
       <w:pgSz w:w="12240" w:h="15840"/>
       <w:pgMar w:top="1080" w:right="720" w:bottom="360" w:left="1080" w:header="720" w:footer="720" w:gutter="0"/>
       <w:cols w:space="720"/>
@@ -1443,7 +1359,7 @@
 </file>
 
 <file path=word/endnotes.xml><?xml version="1.0" encoding="utf-8"?>
-<w:endnotes xmlns:wpc="http://schemas.microsoft.com/office/word/2010/wordprocessingCanvas" xmlns:cx="http://schemas.microsoft.com/office/drawing/2014/chartex" xmlns:cx1="http://schemas.microsoft.com/office/drawing/2015/9/8/chartex" xmlns:cx2="http://schemas.microsoft.com/office/drawing/2015/10/21/chartex" xmlns:cx3="http://schemas.microsoft.com/office/drawing/2016/5/9/chartex" xmlns:cx4="http://schemas.microsoft.com/office/drawing/2016/5/10/chartex" xmlns:cx5="http://schemas.microsoft.com/office/drawing/2016/5/11/chartex" xmlns:cx6="http://schemas.microsoft.com/office/drawing/2016/5/12/chartex" xmlns:cx7="http://schemas.microsoft.com/office/drawing/2016/5/13/chartex" xmlns:cx8="http://schemas.microsoft.com/office/drawing/2016/5/14/chartex" xmlns:mc="http://schemas.openxmlformats.org/markup-compatibility/2006" xmlns:aink="http://schemas.microsoft.com/office/drawing/2016/ink" xmlns:am3d="http://schemas.microsoft.com/office/drawing/2017/model3d" xmlns:o="urn:schemas-microsoft-com:office:office" xmlns:oel="http://schemas.microsoft.com/office/2019/extlst" xmlns:r="http://schemas.openxmlformats.org/officeDocument/2006/relationships" xmlns:m="http://schemas.openxmlformats.org/officeDocument/2006/math" xmlns:v="urn:schemas-microsoft-com:vml" xmlns:wp14="http://schemas.microsoft.com/office/word/2010/wordprocessingDrawing" xmlns:wp="http://schemas.openxmlformats.org/drawingml/2006/wordprocessingDrawing" xmlns:w10="urn:schemas-microsoft-com:office:word" xmlns:w="http://schemas.openxmlformats.org/wordprocessingml/2006/main" xmlns:w14="http://schemas.microsoft.com/office/word/2010/wordml" xmlns:w15="http://schemas.microsoft.com/office/word/2012/wordml" xmlns:w16cex="http://schemas.microsoft.com/office/word/2018/wordml/cex" xmlns:w16cid="http://schemas.microsoft.com/office/word/2016/wordml/cid" xmlns:w16="http://schemas.microsoft.com/office/word/2018/wordml" xmlns:w16sdtdh="http://schemas.microsoft.com/office/word/2020/wordml/sdtdatahash" xmlns:w16se="http://schemas.microsoft.com/office/word/2015/wordml/symex" xmlns:wpg="http://schemas.microsoft.com/office/word/2010/wordprocessingGroup" xmlns:wpi="http://schemas.microsoft.com/office/word/2010/wordprocessingInk" xmlns:wne="http://schemas.microsoft.com/office/word/2006/wordml" xmlns:wps="http://schemas.microsoft.com/office/word/2010/wordprocessingShape" mc:Ignorable="w14 w15 w16se w16cid w16 w16cex w16sdtdh wp14">
+<w:endnotes xmlns:wpc="http://schemas.microsoft.com/office/word/2010/wordprocessingCanvas" xmlns:cx="http://schemas.microsoft.com/office/drawing/2014/chartex" xmlns:cx1="http://schemas.microsoft.com/office/drawing/2015/9/8/chartex" xmlns:cx2="http://schemas.microsoft.com/office/drawing/2015/10/21/chartex" xmlns:cx3="http://schemas.microsoft.com/office/drawing/2016/5/9/chartex" xmlns:cx4="http://schemas.microsoft.com/office/drawing/2016/5/10/chartex" xmlns:cx5="http://schemas.microsoft.com/office/drawing/2016/5/11/chartex" xmlns:cx6="http://schemas.microsoft.com/office/drawing/2016/5/12/chartex" xmlns:cx7="http://schemas.microsoft.com/office/drawing/2016/5/13/chartex" xmlns:cx8="http://schemas.microsoft.com/office/drawing/2016/5/14/chartex" xmlns:mc="http://schemas.openxmlformats.org/markup-compatibility/2006" xmlns:aink="http://schemas.microsoft.com/office/drawing/2016/ink" xmlns:am3d="http://schemas.microsoft.com/office/drawing/2017/model3d" xmlns:o="urn:schemas-microsoft-com:office:office" xmlns:oel="http://schemas.microsoft.com/office/2019/extlst" xmlns:r="http://schemas.openxmlformats.org/officeDocument/2006/relationships" xmlns:m="http://schemas.openxmlformats.org/officeDocument/2006/math" xmlns:v="urn:schemas-microsoft-com:vml" xmlns:wp14="http://schemas.microsoft.com/office/word/2010/wordprocessingDrawing" xmlns:wp="http://schemas.openxmlformats.org/drawingml/2006/wordprocessingDrawing" xmlns:w10="urn:schemas-microsoft-com:office:word" xmlns:w="http://schemas.openxmlformats.org/wordprocessingml/2006/main" xmlns:w14="http://schemas.microsoft.com/office/word/2010/wordml" xmlns:w15="http://schemas.microsoft.com/office/word/2012/wordml" xmlns:w16cex="http://schemas.microsoft.com/office/word/2018/wordml/cex" xmlns:w16cid="http://schemas.microsoft.com/office/word/2016/wordml/cid" xmlns:w16="http://schemas.microsoft.com/office/word/2018/wordml" xmlns:w16du="http://schemas.microsoft.com/office/word/2023/wordml/word16du" xmlns:w16sdtdh="http://schemas.microsoft.com/office/word/2020/wordml/sdtdatahash" xmlns:w16se="http://schemas.microsoft.com/office/word/2015/wordml/symex" xmlns:wpg="http://schemas.microsoft.com/office/word/2010/wordprocessingGroup" xmlns:wpi="http://schemas.microsoft.com/office/word/2010/wordprocessingInk" xmlns:wne="http://schemas.microsoft.com/office/word/2006/wordml" xmlns:wps="http://schemas.microsoft.com/office/word/2010/wordprocessingShape" mc:Ignorable="w14 w15 w16se w16cid w16 w16cex w16sdtdh wp14">
   <w:endnote w:type="separator" w:id="-1">
     <w:p>
       <w:r>
@@ -1462,7 +1378,7 @@
 </file>
 
 <file path=word/footer1.xml><?xml version="1.0" encoding="utf-8"?>
-<w:ftr xmlns:wpc="http://schemas.microsoft.com/office/word/2010/wordprocessingCanvas" xmlns:cx="http://schemas.microsoft.com/office/drawing/2014/chartex" xmlns:cx1="http://schemas.microsoft.com/office/drawing/2015/9/8/chartex" xmlns:cx2="http://schemas.microsoft.com/office/drawing/2015/10/21/chartex" xmlns:cx3="http://schemas.microsoft.com/office/drawing/2016/5/9/chartex" xmlns:cx4="http://schemas.microsoft.com/office/drawing/2016/5/10/chartex" xmlns:cx5="http://schemas.microsoft.com/office/drawing/2016/5/11/chartex" xmlns:cx6="http://schemas.microsoft.com/office/drawing/2016/5/12/chartex" xmlns:cx7="http://schemas.microsoft.com/office/drawing/2016/5/13/chartex" xmlns:cx8="http://schemas.microsoft.com/office/drawing/2016/5/14/chartex" xmlns:mc="http://schemas.openxmlformats.org/markup-compatibility/2006" xmlns:aink="http://schemas.microsoft.com/office/drawing/2016/ink" xmlns:am3d="http://schemas.microsoft.com/office/drawing/2017/model3d" xmlns:o="urn:schemas-microsoft-com:office:office" xmlns:oel="http://schemas.microsoft.com/office/2019/extlst" xmlns:r="http://schemas.openxmlformats.org/officeDocument/2006/relationships" xmlns:m="http://schemas.openxmlformats.org/officeDocument/2006/math" xmlns:v="urn:schemas-microsoft-com:vml" xmlns:wp14="http://schemas.microsoft.com/office/word/2010/wordprocessingDrawing" xmlns:wp="http://schemas.openxmlformats.org/drawingml/2006/wordprocessingDrawing" xmlns:w10="urn:schemas-microsoft-com:office:word" xmlns:w="http://schemas.openxmlformats.org/wordprocessingml/2006/main" xmlns:w14="http://schemas.microsoft.com/office/word/2010/wordml" xmlns:w15="http://schemas.microsoft.com/office/word/2012/wordml" xmlns:w16cex="http://schemas.microsoft.com/office/word/2018/wordml/cex" xmlns:w16cid="http://schemas.microsoft.com/office/word/2016/wordml/cid" xmlns:w16="http://schemas.microsoft.com/office/word/2018/wordml" xmlns:w16sdtdh="http://schemas.microsoft.com/office/word/2020/wordml/sdtdatahash" xmlns:w16se="http://schemas.microsoft.com/office/word/2015/wordml/symex" xmlns:wpg="http://schemas.microsoft.com/office/word/2010/wordprocessingGroup" xmlns:wpi="http://schemas.microsoft.com/office/word/2010/wordprocessingInk" xmlns:wne="http://schemas.microsoft.com/office/word/2006/wordml" xmlns:wps="http://schemas.microsoft.com/office/word/2010/wordprocessingShape" mc:Ignorable="w14 w15 w16se w16cid w16 w16cex w16sdtdh wp14">
+<w:ftr xmlns:wpc="http://schemas.microsoft.com/office/word/2010/wordprocessingCanvas" xmlns:cx="http://schemas.microsoft.com/office/drawing/2014/chartex" xmlns:cx1="http://schemas.microsoft.com/office/drawing/2015/9/8/chartex" xmlns:cx2="http://schemas.microsoft.com/office/drawing/2015/10/21/chartex" xmlns:cx3="http://schemas.microsoft.com/office/drawing/2016/5/9/chartex" xmlns:cx4="http://schemas.microsoft.com/office/drawing/2016/5/10/chartex" xmlns:cx5="http://schemas.microsoft.com/office/drawing/2016/5/11/chartex" xmlns:cx6="http://schemas.microsoft.com/office/drawing/2016/5/12/chartex" xmlns:cx7="http://schemas.microsoft.com/office/drawing/2016/5/13/chartex" xmlns:cx8="http://schemas.microsoft.com/office/drawing/2016/5/14/chartex" xmlns:mc="http://schemas.openxmlformats.org/markup-compatibility/2006" xmlns:aink="http://schemas.microsoft.com/office/drawing/2016/ink" xmlns:am3d="http://schemas.microsoft.com/office/drawing/2017/model3d" xmlns:o="urn:schemas-microsoft-com:office:office" xmlns:oel="http://schemas.microsoft.com/office/2019/extlst" xmlns:r="http://schemas.openxmlformats.org/officeDocument/2006/relationships" xmlns:m="http://schemas.openxmlformats.org/officeDocument/2006/math" xmlns:v="urn:schemas-microsoft-com:vml" xmlns:wp14="http://schemas.microsoft.com/office/word/2010/wordprocessingDrawing" xmlns:wp="http://schemas.openxmlformats.org/drawingml/2006/wordprocessingDrawing" xmlns:w10="urn:schemas-microsoft-com:office:word" xmlns:w="http://schemas.openxmlformats.org/wordprocessingml/2006/main" xmlns:w14="http://schemas.microsoft.com/office/word/2010/wordml" xmlns:w15="http://schemas.microsoft.com/office/word/2012/wordml" xmlns:w16cex="http://schemas.microsoft.com/office/word/2018/wordml/cex" xmlns:w16cid="http://schemas.microsoft.com/office/word/2016/wordml/cid" xmlns:w16="http://schemas.microsoft.com/office/word/2018/wordml" xmlns:w16du="http://schemas.microsoft.com/office/word/2023/wordml/word16du" xmlns:w16sdtdh="http://schemas.microsoft.com/office/word/2020/wordml/sdtdatahash" xmlns:w16se="http://schemas.microsoft.com/office/word/2015/wordml/symex" xmlns:wpg="http://schemas.microsoft.com/office/word/2010/wordprocessingGroup" xmlns:wpi="http://schemas.microsoft.com/office/word/2010/wordprocessingInk" xmlns:wne="http://schemas.microsoft.com/office/word/2006/wordml" xmlns:wps="http://schemas.microsoft.com/office/word/2010/wordprocessingShape" mc:Ignorable="w14 w15 w16se w16cid w16 w16cex w16sdtdh wp14">
   <w:p>
     <w:pPr>
       <w:pStyle w:val="Footer"/>
@@ -1514,7 +1430,7 @@
 </file>
 
 <file path=word/footer2.xml><?xml version="1.0" encoding="utf-8"?>
-<w:ftr xmlns:wpc="http://schemas.microsoft.com/office/word/2010/wordprocessingCanvas" xmlns:cx="http://schemas.microsoft.com/office/drawing/2014/chartex" xmlns:cx1="http://schemas.microsoft.com/office/drawing/2015/9/8/chartex" xmlns:cx2="http://schemas.microsoft.com/office/drawing/2015/10/21/chartex" xmlns:cx3="http://schemas.microsoft.com/office/drawing/2016/5/9/chartex" xmlns:cx4="http://schemas.microsoft.com/office/drawing/2016/5/10/chartex" xmlns:cx5="http://schemas.microsoft.com/office/drawing/2016/5/11/chartex" xmlns:cx6="http://schemas.microsoft.com/office/drawing/2016/5/12/chartex" xmlns:cx7="http://schemas.microsoft.com/office/drawing/2016/5/13/chartex" xmlns:cx8="http://schemas.microsoft.com/office/drawing/2016/5/14/chartex" xmlns:mc="http://schemas.openxmlformats.org/markup-compatibility/2006" xmlns:aink="http://schemas.microsoft.com/office/drawing/2016/ink" xmlns:am3d="http://schemas.microsoft.com/office/drawing/2017/model3d" xmlns:o="urn:schemas-microsoft-com:office:office" xmlns:oel="http://schemas.microsoft.com/office/2019/extlst" xmlns:r="http://schemas.openxmlformats.org/officeDocument/2006/relationships" xmlns:m="http://schemas.openxmlformats.org/officeDocument/2006/math" xmlns:v="urn:schemas-microsoft-com:vml" xmlns:wp14="http://schemas.microsoft.com/office/word/2010/wordprocessingDrawing" xmlns:wp="http://schemas.openxmlformats.org/drawingml/2006/wordprocessingDrawing" xmlns:w10="urn:schemas-microsoft-com:office:word" xmlns:w="http://schemas.openxmlformats.org/wordprocessingml/2006/main" xmlns:w14="http://schemas.microsoft.com/office/word/2010/wordml" xmlns:w15="http://schemas.microsoft.com/office/word/2012/wordml" xmlns:w16cex="http://schemas.microsoft.com/office/word/2018/wordml/cex" xmlns:w16cid="http://schemas.microsoft.com/office/word/2016/wordml/cid" xmlns:w16="http://schemas.microsoft.com/office/word/2018/wordml" xmlns:w16sdtdh="http://schemas.microsoft.com/office/word/2020/wordml/sdtdatahash" xmlns:w16se="http://schemas.microsoft.com/office/word/2015/wordml/symex" xmlns:wpg="http://schemas.microsoft.com/office/word/2010/wordprocessingGroup" xmlns:wpi="http://schemas.microsoft.com/office/word/2010/wordprocessingInk" xmlns:wne="http://schemas.microsoft.com/office/word/2006/wordml" xmlns:wps="http://schemas.microsoft.com/office/word/2010/wordprocessingShape" mc:Ignorable="w14 w15 w16se w16cid w16 w16cex w16sdtdh wp14">
+<w:ftr xmlns:wpc="http://schemas.microsoft.com/office/word/2010/wordprocessingCanvas" xmlns:cx="http://schemas.microsoft.com/office/drawing/2014/chartex" xmlns:cx1="http://schemas.microsoft.com/office/drawing/2015/9/8/chartex" xmlns:cx2="http://schemas.microsoft.com/office/drawing/2015/10/21/chartex" xmlns:cx3="http://schemas.microsoft.com/office/drawing/2016/5/9/chartex" xmlns:cx4="http://schemas.microsoft.com/office/drawing/2016/5/10/chartex" xmlns:cx5="http://schemas.microsoft.com/office/drawing/2016/5/11/chartex" xmlns:cx6="http://schemas.microsoft.com/office/drawing/2016/5/12/chartex" xmlns:cx7="http://schemas.microsoft.com/office/drawing/2016/5/13/chartex" xmlns:cx8="http://schemas.microsoft.com/office/drawing/2016/5/14/chartex" xmlns:mc="http://schemas.openxmlformats.org/markup-compatibility/2006" xmlns:aink="http://schemas.microsoft.com/office/drawing/2016/ink" xmlns:am3d="http://schemas.microsoft.com/office/drawing/2017/model3d" xmlns:o="urn:schemas-microsoft-com:office:office" xmlns:oel="http://schemas.microsoft.com/office/2019/extlst" xmlns:r="http://schemas.openxmlformats.org/officeDocument/2006/relationships" xmlns:m="http://schemas.openxmlformats.org/officeDocument/2006/math" xmlns:v="urn:schemas-microsoft-com:vml" xmlns:wp14="http://schemas.microsoft.com/office/word/2010/wordprocessingDrawing" xmlns:wp="http://schemas.openxmlformats.org/drawingml/2006/wordprocessingDrawing" xmlns:w10="urn:schemas-microsoft-com:office:word" xmlns:w="http://schemas.openxmlformats.org/wordprocessingml/2006/main" xmlns:w14="http://schemas.microsoft.com/office/word/2010/wordml" xmlns:w15="http://schemas.microsoft.com/office/word/2012/wordml" xmlns:w16cex="http://schemas.microsoft.com/office/word/2018/wordml/cex" xmlns:w16cid="http://schemas.microsoft.com/office/word/2016/wordml/cid" xmlns:w16="http://schemas.microsoft.com/office/word/2018/wordml" xmlns:w16du="http://schemas.microsoft.com/office/word/2023/wordml/word16du" xmlns:w16sdtdh="http://schemas.microsoft.com/office/word/2020/wordml/sdtdatahash" xmlns:w16se="http://schemas.microsoft.com/office/word/2015/wordml/symex" xmlns:wpg="http://schemas.microsoft.com/office/word/2010/wordprocessingGroup" xmlns:wpi="http://schemas.microsoft.com/office/word/2010/wordprocessingInk" xmlns:wne="http://schemas.microsoft.com/office/word/2006/wordml" xmlns:wps="http://schemas.microsoft.com/office/word/2010/wordprocessingShape" mc:Ignorable="w14 w15 w16se w16cid w16 w16cex w16sdtdh wp14">
   <w:sdt>
     <w:sdtPr>
       <w:rPr>
@@ -1604,7 +1520,7 @@
 </file>
 
 <file path=word/footnotes.xml><?xml version="1.0" encoding="utf-8"?>
-<w:footnotes xmlns:wpc="http://schemas.microsoft.com/office/word/2010/wordprocessingCanvas" xmlns:cx="http://schemas.microsoft.com/office/drawing/2014/chartex" xmlns:cx1="http://schemas.microsoft.com/office/drawing/2015/9/8/chartex" xmlns:cx2="http://schemas.microsoft.com/office/drawing/2015/10/21/chartex" xmlns:cx3="http://schemas.microsoft.com/office/drawing/2016/5/9/chartex" xmlns:cx4="http://schemas.microsoft.com/office/drawing/2016/5/10/chartex" xmlns:cx5="http://schemas.microsoft.com/office/drawing/2016/5/11/chartex" xmlns:cx6="http://schemas.microsoft.com/office/drawing/2016/5/12/chartex" xmlns:cx7="http://schemas.microsoft.com/office/drawing/2016/5/13/chartex" xmlns:cx8="http://schemas.microsoft.com/office/drawing/2016/5/14/chartex" xmlns:mc="http://schemas.openxmlformats.org/markup-compatibility/2006" xmlns:aink="http://schemas.microsoft.com/office/drawing/2016/ink" xmlns:am3d="http://schemas.microsoft.com/office/drawing/2017/model3d" xmlns:o="urn:schemas-microsoft-com:office:office" xmlns:oel="http://schemas.microsoft.com/office/2019/extlst" xmlns:r="http://schemas.openxmlformats.org/officeDocument/2006/relationships" xmlns:m="http://schemas.openxmlformats.org/officeDocument/2006/math" xmlns:v="urn:schemas-microsoft-com:vml" xmlns:wp14="http://schemas.microsoft.com/office/word/2010/wordprocessingDrawing" xmlns:wp="http://schemas.openxmlformats.org/drawingml/2006/wordprocessingDrawing" xmlns:w10="urn:schemas-microsoft-com:office:word" xmlns:w="http://schemas.openxmlformats.org/wordprocessingml/2006/main" xmlns:w14="http://schemas.microsoft.com/office/word/2010/wordml" xmlns:w15="http://schemas.microsoft.com/office/word/2012/wordml" xmlns:w16cex="http://schemas.microsoft.com/office/word/2018/wordml/cex" xmlns:w16cid="http://schemas.microsoft.com/office/word/2016/wordml/cid" xmlns:w16="http://schemas.microsoft.com/office/word/2018/wordml" xmlns:w16sdtdh="http://schemas.microsoft.com/office/word/2020/wordml/sdtdatahash" xmlns:w16se="http://schemas.microsoft.com/office/word/2015/wordml/symex" xmlns:wpg="http://schemas.microsoft.com/office/word/2010/wordprocessingGroup" xmlns:wpi="http://schemas.microsoft.com/office/word/2010/wordprocessingInk" xmlns:wne="http://schemas.microsoft.com/office/word/2006/wordml" xmlns:wps="http://schemas.microsoft.com/office/word/2010/wordprocessingShape" mc:Ignorable="w14 w15 w16se w16cid w16 w16cex w16sdtdh wp14">
+<w:footnotes xmlns:wpc="http://schemas.microsoft.com/office/word/2010/wordprocessingCanvas" xmlns:cx="http://schemas.microsoft.com/office/drawing/2014/chartex" xmlns:cx1="http://schemas.microsoft.com/office/drawing/2015/9/8/chartex" xmlns:cx2="http://schemas.microsoft.com/office/drawing/2015/10/21/chartex" xmlns:cx3="http://schemas.microsoft.com/office/drawing/2016/5/9/chartex" xmlns:cx4="http://schemas.microsoft.com/office/drawing/2016/5/10/chartex" xmlns:cx5="http://schemas.microsoft.com/office/drawing/2016/5/11/chartex" xmlns:cx6="http://schemas.microsoft.com/office/drawing/2016/5/12/chartex" xmlns:cx7="http://schemas.microsoft.com/office/drawing/2016/5/13/chartex" xmlns:cx8="http://schemas.microsoft.com/office/drawing/2016/5/14/chartex" xmlns:mc="http://schemas.openxmlformats.org/markup-compatibility/2006" xmlns:aink="http://schemas.microsoft.com/office/drawing/2016/ink" xmlns:am3d="http://schemas.microsoft.com/office/drawing/2017/model3d" xmlns:o="urn:schemas-microsoft-com:office:office" xmlns:oel="http://schemas.microsoft.com/office/2019/extlst" xmlns:r="http://schemas.openxmlformats.org/officeDocument/2006/relationships" xmlns:m="http://schemas.openxmlformats.org/officeDocument/2006/math" xmlns:v="urn:schemas-microsoft-com:vml" xmlns:wp14="http://schemas.microsoft.com/office/word/2010/wordprocessingDrawing" xmlns:wp="http://schemas.openxmlformats.org/drawingml/2006/wordprocessingDrawing" xmlns:w10="urn:schemas-microsoft-com:office:word" xmlns:w="http://schemas.openxmlformats.org/wordprocessingml/2006/main" xmlns:w14="http://schemas.microsoft.com/office/word/2010/wordml" xmlns:w15="http://schemas.microsoft.com/office/word/2012/wordml" xmlns:w16cex="http://schemas.microsoft.com/office/word/2018/wordml/cex" xmlns:w16cid="http://schemas.microsoft.com/office/word/2016/wordml/cid" xmlns:w16="http://schemas.microsoft.com/office/word/2018/wordml" xmlns:w16du="http://schemas.microsoft.com/office/word/2023/wordml/word16du" xmlns:w16sdtdh="http://schemas.microsoft.com/office/word/2020/wordml/sdtdatahash" xmlns:w16se="http://schemas.microsoft.com/office/word/2015/wordml/symex" xmlns:wpg="http://schemas.microsoft.com/office/word/2010/wordprocessingGroup" xmlns:wpi="http://schemas.microsoft.com/office/word/2010/wordprocessingInk" xmlns:wne="http://schemas.microsoft.com/office/word/2006/wordml" xmlns:wps="http://schemas.microsoft.com/office/word/2010/wordprocessingShape" mc:Ignorable="w14 w15 w16se w16cid w16 w16cex w16sdtdh wp14">
   <w:footnote w:type="separator" w:id="-1">
     <w:p>
       <w:r>
@@ -1800,7 +1716,7 @@
 </file>
 
 <file path=word/header1.xml><?xml version="1.0" encoding="utf-8"?>
-<w:hdr xmlns:wpc="http://schemas.microsoft.com/office/word/2010/wordprocessingCanvas" xmlns:cx="http://schemas.microsoft.com/office/drawing/2014/chartex" xmlns:cx1="http://schemas.microsoft.com/office/drawing/2015/9/8/chartex" xmlns:cx2="http://schemas.microsoft.com/office/drawing/2015/10/21/chartex" xmlns:cx3="http://schemas.microsoft.com/office/drawing/2016/5/9/chartex" xmlns:cx4="http://schemas.microsoft.com/office/drawing/2016/5/10/chartex" xmlns:cx5="http://schemas.microsoft.com/office/drawing/2016/5/11/chartex" xmlns:cx6="http://schemas.microsoft.com/office/drawing/2016/5/12/chartex" xmlns:cx7="http://schemas.microsoft.com/office/drawing/2016/5/13/chartex" xmlns:cx8="http://schemas.microsoft.com/office/drawing/2016/5/14/chartex" xmlns:mc="http://schemas.openxmlformats.org/markup-compatibility/2006" xmlns:aink="http://schemas.microsoft.com/office/drawing/2016/ink" xmlns:am3d="http://schemas.microsoft.com/office/drawing/2017/model3d" xmlns:o="urn:schemas-microsoft-com:office:office" xmlns:oel="http://schemas.microsoft.com/office/2019/extlst" xmlns:r="http://schemas.openxmlformats.org/officeDocument/2006/relationships" xmlns:m="http://schemas.openxmlformats.org/officeDocument/2006/math" xmlns:v="urn:schemas-microsoft-com:vml" xmlns:wp14="http://schemas.microsoft.com/office/word/2010/wordprocessingDrawing" xmlns:wp="http://schemas.openxmlformats.org/drawingml/2006/wordprocessingDrawing" xmlns:w10="urn:schemas-microsoft-com:office:word" xmlns:w="http://schemas.openxmlformats.org/wordprocessingml/2006/main" xmlns:w14="http://schemas.microsoft.com/office/word/2010/wordml" xmlns:w15="http://schemas.microsoft.com/office/word/2012/wordml" xmlns:w16cex="http://schemas.microsoft.com/office/word/2018/wordml/cex" xmlns:w16cid="http://schemas.microsoft.com/office/word/2016/wordml/cid" xmlns:w16="http://schemas.microsoft.com/office/word/2018/wordml" xmlns:w16sdtdh="http://schemas.microsoft.com/office/word/2020/wordml/sdtdatahash" xmlns:w16se="http://schemas.microsoft.com/office/word/2015/wordml/symex" xmlns:wpg="http://schemas.microsoft.com/office/word/2010/wordprocessingGroup" xmlns:wpi="http://schemas.microsoft.com/office/word/2010/wordprocessingInk" xmlns:wne="http://schemas.microsoft.com/office/word/2006/wordml" xmlns:wps="http://schemas.microsoft.com/office/word/2010/wordprocessingShape" mc:Ignorable="w14 w15 w16se w16cid w16 w16cex w16sdtdh wp14">
+<w:hdr xmlns:wpc="http://schemas.microsoft.com/office/word/2010/wordprocessingCanvas" xmlns:cx="http://schemas.microsoft.com/office/drawing/2014/chartex" xmlns:cx1="http://schemas.microsoft.com/office/drawing/2015/9/8/chartex" xmlns:cx2="http://schemas.microsoft.com/office/drawing/2015/10/21/chartex" xmlns:cx3="http://schemas.microsoft.com/office/drawing/2016/5/9/chartex" xmlns:cx4="http://schemas.microsoft.com/office/drawing/2016/5/10/chartex" xmlns:cx5="http://schemas.microsoft.com/office/drawing/2016/5/11/chartex" xmlns:cx6="http://schemas.microsoft.com/office/drawing/2016/5/12/chartex" xmlns:cx7="http://schemas.microsoft.com/office/drawing/2016/5/13/chartex" xmlns:cx8="http://schemas.microsoft.com/office/drawing/2016/5/14/chartex" xmlns:mc="http://schemas.openxmlformats.org/markup-compatibility/2006" xmlns:aink="http://schemas.microsoft.com/office/drawing/2016/ink" xmlns:am3d="http://schemas.microsoft.com/office/drawing/2017/model3d" xmlns:o="urn:schemas-microsoft-com:office:office" xmlns:oel="http://schemas.microsoft.com/office/2019/extlst" xmlns:r="http://schemas.openxmlformats.org/officeDocument/2006/relationships" xmlns:m="http://schemas.openxmlformats.org/officeDocument/2006/math" xmlns:v="urn:schemas-microsoft-com:vml" xmlns:wp14="http://schemas.microsoft.com/office/word/2010/wordprocessingDrawing" xmlns:wp="http://schemas.openxmlformats.org/drawingml/2006/wordprocessingDrawing" xmlns:w10="urn:schemas-microsoft-com:office:word" xmlns:w="http://schemas.openxmlformats.org/wordprocessingml/2006/main" xmlns:w14="http://schemas.microsoft.com/office/word/2010/wordml" xmlns:w15="http://schemas.microsoft.com/office/word/2012/wordml" xmlns:w16cex="http://schemas.microsoft.com/office/word/2018/wordml/cex" xmlns:w16cid="http://schemas.microsoft.com/office/word/2016/wordml/cid" xmlns:w16="http://schemas.microsoft.com/office/word/2018/wordml" xmlns:w16du="http://schemas.microsoft.com/office/word/2023/wordml/word16du" xmlns:w16sdtdh="http://schemas.microsoft.com/office/word/2020/wordml/sdtdatahash" xmlns:w16se="http://schemas.microsoft.com/office/word/2015/wordml/symex" xmlns:wpg="http://schemas.microsoft.com/office/word/2010/wordprocessingGroup" xmlns:wpi="http://schemas.microsoft.com/office/word/2010/wordprocessingInk" xmlns:wne="http://schemas.microsoft.com/office/word/2006/wordml" xmlns:wps="http://schemas.microsoft.com/office/word/2010/wordprocessingShape" mc:Ignorable="w14 w15 w16se w16cid w16 w16cex w16sdtdh wp14">
   <w:p>
     <w:pPr>
       <w:pStyle w:val="Header"/>
@@ -1810,7 +1726,7 @@
 </file>
 
 <file path=word/numbering.xml><?xml version="1.0" encoding="utf-8"?>
-<w:numbering xmlns:wpc="http://schemas.microsoft.com/office/word/2010/wordprocessingCanvas" xmlns:cx="http://schemas.microsoft.com/office/drawing/2014/chartex" xmlns:cx1="http://schemas.microsoft.com/office/drawing/2015/9/8/chartex" xmlns:cx2="http://schemas.microsoft.com/office/drawing/2015/10/21/chartex" xmlns:cx3="http://schemas.microsoft.com/office/drawing/2016/5/9/chartex" xmlns:cx4="http://schemas.microsoft.com/office/drawing/2016/5/10/chartex" xmlns:cx5="http://schemas.microsoft.com/office/drawing/2016/5/11/chartex" xmlns:cx6="http://schemas.microsoft.com/office/drawing/2016/5/12/chartex" xmlns:cx7="http://schemas.microsoft.com/office/drawing/2016/5/13/chartex" xmlns:cx8="http://schemas.microsoft.com/office/drawing/2016/5/14/chartex" xmlns:mc="http://schemas.openxmlformats.org/markup-compatibility/2006" xmlns:aink="http://schemas.microsoft.com/office/drawing/2016/ink" xmlns:am3d="http://schemas.microsoft.com/office/drawing/2017/model3d" xmlns:o="urn:schemas-microsoft-com:office:office" xmlns:oel="http://schemas.microsoft.com/office/2019/extlst" xmlns:r="http://schemas.openxmlformats.org/officeDocument/2006/relationships" xmlns:m="http://schemas.openxmlformats.org/officeDocument/2006/math" xmlns:v="urn:schemas-microsoft-com:vml" xmlns:wp14="http://schemas.microsoft.com/office/word/2010/wordprocessingDrawing" xmlns:wp="http://schemas.openxmlformats.org/drawingml/2006/wordprocessingDrawing" xmlns:w10="urn:schemas-microsoft-com:office:word" xmlns:w="http://schemas.openxmlformats.org/wordprocessingml/2006/main" xmlns:w14="http://schemas.microsoft.com/office/word/2010/wordml" xmlns:w15="http://schemas.microsoft.com/office/word/2012/wordml" xmlns:w16cex="http://schemas.microsoft.com/office/word/2018/wordml/cex" xmlns:w16cid="http://schemas.microsoft.com/office/word/2016/wordml/cid" xmlns:w16="http://schemas.microsoft.com/office/word/2018/wordml" xmlns:w16sdtdh="http://schemas.microsoft.com/office/word/2020/wordml/sdtdatahash" xmlns:w16se="http://schemas.microsoft.com/office/word/2015/wordml/symex" xmlns:wpg="http://schemas.microsoft.com/office/word/2010/wordprocessingGroup" xmlns:wpi="http://schemas.microsoft.com/office/word/2010/wordprocessingInk" xmlns:wne="http://schemas.microsoft.com/office/word/2006/wordml" xmlns:wps="http://schemas.microsoft.com/office/word/2010/wordprocessingShape" mc:Ignorable="w14 w15 w16se w16cid w16 w16cex w16sdtdh wp14">
+<w:numbering xmlns:wpc="http://schemas.microsoft.com/office/word/2010/wordprocessingCanvas" xmlns:cx="http://schemas.microsoft.com/office/drawing/2014/chartex" xmlns:cx1="http://schemas.microsoft.com/office/drawing/2015/9/8/chartex" xmlns:cx2="http://schemas.microsoft.com/office/drawing/2015/10/21/chartex" xmlns:cx3="http://schemas.microsoft.com/office/drawing/2016/5/9/chartex" xmlns:cx4="http://schemas.microsoft.com/office/drawing/2016/5/10/chartex" xmlns:cx5="http://schemas.microsoft.com/office/drawing/2016/5/11/chartex" xmlns:cx6="http://schemas.microsoft.com/office/drawing/2016/5/12/chartex" xmlns:cx7="http://schemas.microsoft.com/office/drawing/2016/5/13/chartex" xmlns:cx8="http://schemas.microsoft.com/office/drawing/2016/5/14/chartex" xmlns:mc="http://schemas.openxmlformats.org/markup-compatibility/2006" xmlns:aink="http://schemas.microsoft.com/office/drawing/2016/ink" xmlns:am3d="http://schemas.microsoft.com/office/drawing/2017/model3d" xmlns:o="urn:schemas-microsoft-com:office:office" xmlns:oel="http://schemas.microsoft.com/office/2019/extlst" xmlns:r="http://schemas.openxmlformats.org/officeDocument/2006/relationships" xmlns:m="http://schemas.openxmlformats.org/officeDocument/2006/math" xmlns:v="urn:schemas-microsoft-com:vml" xmlns:wp14="http://schemas.microsoft.com/office/word/2010/wordprocessingDrawing" xmlns:wp="http://schemas.openxmlformats.org/drawingml/2006/wordprocessingDrawing" xmlns:w10="urn:schemas-microsoft-com:office:word" xmlns:w="http://schemas.openxmlformats.org/wordprocessingml/2006/main" xmlns:w14="http://schemas.microsoft.com/office/word/2010/wordml" xmlns:w15="http://schemas.microsoft.com/office/word/2012/wordml" xmlns:w16cex="http://schemas.microsoft.com/office/word/2018/wordml/cex" xmlns:w16cid="http://schemas.microsoft.com/office/word/2016/wordml/cid" xmlns:w16="http://schemas.microsoft.com/office/word/2018/wordml" xmlns:w16du="http://schemas.microsoft.com/office/word/2023/wordml/word16du" xmlns:w16sdtdh="http://schemas.microsoft.com/office/word/2020/wordml/sdtdatahash" xmlns:w16se="http://schemas.microsoft.com/office/word/2015/wordml/symex" xmlns:wpg="http://schemas.microsoft.com/office/word/2010/wordprocessingGroup" xmlns:wpi="http://schemas.microsoft.com/office/word/2010/wordprocessingInk" xmlns:wne="http://schemas.microsoft.com/office/word/2006/wordml" xmlns:wps="http://schemas.microsoft.com/office/word/2010/wordprocessingShape" mc:Ignorable="w14 w15 w16se w16cid w16 w16cex w16sdtdh wp14">
   <w:abstractNum w:abstractNumId="0" w15:restartNumberingAfterBreak="0">
     <w:nsid w:val="179B471B"/>
     <w:multiLevelType w:val="hybridMultilevel"/>
